--- a/pr-preview/pr-349/chapters/conciseness.docx
+++ b/pr-preview/pr-349/chapters/conciseness.docx
@@ -15,7 +15,7 @@
         <w:pStyle w:val="Date"/>
       </w:pPr>
       <w:r>
-        <w:t xml:space="preserve">Last modified: 2026-10-25 11:14:07 (PDT)</w:t>
+        <w:t xml:space="preserve">Last modified: 2026-10-25 11:29:12 (PDT)</w:t>
       </w:r>
     </w:p>
     <w:tbl>
@@ -3186,6 +3186,18 @@
         <w:t xml:space="preserve"> </w:t>
       </w:r>
       <w:r>
+        <w:t xml:space="preserve">with</w:t>
+      </w:r>
+      <w:r>
+        <w:t xml:space="preserve"> </w:t>
+      </w:r>
+      <w:r>
+        <w:t xml:space="preserve">“despite”</w:t>
+      </w:r>
+      <w:r>
+        <w:t xml:space="preserve"> </w:t>
+      </w:r>
+      <w:r>
         <w:t xml:space="preserve">and</w:t>
       </w:r>
       <w:r>
@@ -3198,7 +3210,16 @@
         <w:t xml:space="preserve"> </w:t>
       </w:r>
       <w:r>
-        <w:t xml:space="preserve">with plainer words,</w:t>
+        <w:t xml:space="preserve">with</w:t>
+      </w:r>
+      <w:r>
+        <w:t xml:space="preserve"> </w:t>
+      </w:r>
+      <w:r>
+        <w:t xml:space="preserve">“suggest”</w:t>
+      </w:r>
+      <w:r>
+        <w:t xml:space="preserve">,</w:t>
       </w:r>
       <w:r>
         <w:t xml:space="preserve"> </w:t>
@@ -3227,6 +3248,60 @@
         <w:t xml:space="preserve"> </w:t>
       </w:r>
       <w:r>
+        <w:t xml:space="preserve">It puts the noun phrases in plainer words too:</w:t>
+      </w:r>
+      <w:r>
+        <w:t xml:space="preserve"> </w:t>
+      </w:r>
+      <w:r>
+        <w:t xml:space="preserve">“methodological constraints”</w:t>
+      </w:r>
+      <w:r>
+        <w:t xml:space="preserve"> </w:t>
+      </w:r>
+      <w:r>
+        <w:t xml:space="preserve">becomes</w:t>
+      </w:r>
+      <w:r>
+        <w:t xml:space="preserve"> </w:t>
+      </w:r>
+      <w:r>
+        <w:t xml:space="preserve">“the limits of the study’s methods”</w:t>
+      </w:r>
+      <w:r>
+        <w:t xml:space="preserve">,</w:t>
+      </w:r>
+      <w:r>
+        <w:t xml:space="preserve"> </w:t>
+      </w:r>
+      <w:r>
+        <w:t xml:space="preserve">and</w:t>
+      </w:r>
+      <w:r>
+        <w:t xml:space="preserve"> </w:t>
+      </w:r>
+      <w:r>
+        <w:t xml:space="preserve">“findings”</w:t>
+      </w:r>
+      <w:r>
+        <w:t xml:space="preserve"> </w:t>
+      </w:r>
+      <w:r>
+        <w:t xml:space="preserve">becomes</w:t>
+      </w:r>
+      <w:r>
+        <w:t xml:space="preserve"> </w:t>
+      </w:r>
+      <w:r>
+        <w:t xml:space="preserve">“results”</w:t>
+      </w:r>
+      <w:r>
+        <w:t xml:space="preserve">.</w:t>
+      </w:r>
+      <w:r>
+        <w:t xml:space="preserve"> </w:t>
+      </w:r>
+      <w:r>
         <w:t xml:space="preserve">It also removes the relative clauses</w:t>
       </w:r>
       <w:r>
@@ -3254,7 +3329,7 @@
         <w:t xml:space="preserve"> </w:t>
       </w:r>
       <w:r>
-        <w:t xml:space="preserve">because a study’s constraints are ones it met,</w:t>
+        <w:t xml:space="preserve">because a study’s constraints are ones it faced,</w:t>
       </w:r>
       <w:r>
         <w:t xml:space="preserve"> </w:t>

--- a/pr-preview/pr-349/chapters/conciseness.docx
+++ b/pr-preview/pr-349/chapters/conciseness.docx
@@ -15,7 +15,7 @@
         <w:pStyle w:val="Date"/>
       </w:pPr>
       <w:r>
-        <w:t xml:space="preserve">Last modified: 2026-10-25 11:29:12 (PDT)</w:t>
+        <w:t xml:space="preserve">Last modified: 2026-10-25 19:24:41 (PDT)</w:t>
       </w:r>
     </w:p>
     <w:tbl>

--- a/pr-preview/pr-349/chapters/conciseness.docx
+++ b/pr-preview/pr-349/chapters/conciseness.docx
@@ -15,7 +15,7 @@
         <w:pStyle w:val="Date"/>
       </w:pPr>
       <w:r>
-        <w:t xml:space="preserve">Last modified: 2026-10-25 19:24:41 (PDT)</w:t>
+        <w:t xml:space="preserve">Last modified: 2026-10-25 19:31:42 (PDT)</w:t>
       </w:r>
     </w:p>
     <w:tbl>

--- a/pr-preview/pr-349/chapters/conciseness.docx
+++ b/pr-preview/pr-349/chapters/conciseness.docx
@@ -15,7 +15,7 @@
         <w:pStyle w:val="Date"/>
       </w:pPr>
       <w:r>
-        <w:t xml:space="preserve">Last modified: 2026-10-25 19:31:42 (PDT)</w:t>
+        <w:t xml:space="preserve">Last modified: 2026-10-25 19:39:54 (PDT)</w:t>
       </w:r>
     </w:p>
     <w:tbl>
